--- a/AU-Essential-Eight/CSW-Essential-Eight-Compliance-Report.docx
+++ b/AU-Essential-Eight/CSW-Essential-Eight-Compliance-Report.docx
@@ -7,16 +7,16 @@
         <w:pStyle w:val="Title"/>
       </w:pPr>
       <w:r>
-        <w:t xml:space="preserve">Cisco Secure Workload - Australian Essential Eight Compliance Report</w:t>
-      </w:r>
-    </w:p>
-    <w:bookmarkStart w:id="17" w:name="Xaf488a03c7e4764cb2d9219e128fd61502eb34e"/>
+        <w:t xml:space="preserve">Cisco Secure Workload - ACSC Essential Eight Compliance Report</w:t>
+      </w:r>
+    </w:p>
+    <w:bookmarkStart w:id="22" w:name="X8a4a7bd1e53eabbd34482312a8832cd96ebc926"/>
     <w:p>
       <w:pPr>
         <w:pStyle w:val="Heading1"/>
       </w:pPr>
       <w:r>
-        <w:t xml:space="preserve">Cisco Secure Workload - Australian Essential Eight Compliance Report</w:t>
+        <w:t xml:space="preserve">Cisco Secure Workload - ACSC Essential Eight Compliance Report</w:t>
       </w:r>
     </w:p>
     <w:bookmarkStart w:id="9" w:name="customer-facing-compliance-report"/>
@@ -43,7 +43,7 @@
         <w:t xml:space="preserve"> </w:t>
       </w:r>
       <w:r>
-        <w:t xml:space="preserve">ACSC Essential Eight</w:t>
+        <w:t xml:space="preserve">Australian Cyber Security Centre (ACSC) Essential Eight Maturity Model</w:t>
       </w:r>
       <w:r>
         <w:br/>
@@ -59,7 +59,7 @@
         <w:t xml:space="preserve"> </w:t>
       </w:r>
       <w:r>
-        <w:t xml:space="preserve">Australian public and private-sector security teams using Essential Eight maturity guidance.</w:t>
+        <w:t xml:space="preserve">Australian Commonwealth, state, and territory government agencies and the broader Australian public and private sector using Essential Eight as the baseline maturity reference.</w:t>
       </w:r>
       <w:r>
         <w:br/>
@@ -75,7 +75,7 @@
         <w:t xml:space="preserve"> </w:t>
       </w:r>
       <w:r>
-        <w:t xml:space="preserve">ML1-ML3 maturity evidence, patch prioritisation using CVE / EPSS and reachability, admin path restriction, and application control support.</w:t>
+        <w:t xml:space="preserve">Patch prioritisation using CVE + reachability, administrative-path restriction at the workload-to-workload layer, and supporting evidence for application control through observed process telemetry.</w:t>
       </w:r>
     </w:p>
     <w:p>
@@ -86,12 +86,96 @@
       </w:r>
     </w:p>
     <w:bookmarkEnd w:id="9"/>
-    <w:bookmarkStart w:id="10" w:name="executive-summary"/>
+    <w:bookmarkStart w:id="10" w:name="framework-version-note"/>
     <w:p>
       <w:pPr>
         <w:pStyle w:val="Heading2"/>
       </w:pPr>
       <w:r>
+        <w:t xml:space="preserve">Framework Version Note</w:t>
+      </w:r>
+    </w:p>
+    <w:p>
+      <w:pPr>
+        <w:pStyle w:val="FirstParagraph"/>
+      </w:pPr>
+      <w:r>
+        <w:t xml:space="preserve">References the Essential Eight Maturity Model as published by ACSC. The model uses three Maturity Levels (ML1, ML2, ML3). The eight mitigation strategies are: Application Control, Patch Applications, Configure Microsoft Office Macro Settings, User Application Hardening, Restrict Administrative Privileges, Patch Operating Systems, Multi-Factor Authentication, Regular Backups. CSW only supports a subset of these; the others are out of scope. Validate maturity-level requirements against the current ACSC publication.</w:t>
+      </w:r>
+    </w:p>
+    <w:bookmarkEnd w:id="10"/>
+    <w:bookmarkStart w:id="11" w:name="csw-ui-navigation-note"/>
+    <w:p>
+      <w:pPr>
+        <w:pStyle w:val="Heading2"/>
+      </w:pPr>
+      <w:r>
+        <w:t xml:space="preserve">CSW UI Navigation Note</w:t>
+      </w:r>
+    </w:p>
+    <w:p>
+      <w:pPr>
+        <w:pStyle w:val="FirstParagraph"/>
+      </w:pPr>
+      <w:r>
+        <w:t xml:space="preserve">Cisco does not yet publish framework-specific CSW UI navigation for this standard; framework-specific navigation is on the product roadmap. This report references CSW</w:t>
+      </w:r>
+      <w:r>
+        <w:t xml:space="preserve"> </w:t>
+      </w:r>
+      <w:r>
+        <w:rPr>
+          <w:i/>
+          <w:iCs/>
+        </w:rPr>
+        <w:t xml:space="preserve">capabilities</w:t>
+      </w:r>
+      <w:r>
+        <w:t xml:space="preserve"> </w:t>
+      </w:r>
+      <w:r>
+        <w:t xml:space="preserve">and the</w:t>
+      </w:r>
+      <w:r>
+        <w:t xml:space="preserve"> </w:t>
+      </w:r>
+      <w:r>
+        <w:rPr>
+          <w:i/>
+          <w:iCs/>
+        </w:rPr>
+        <w:t xml:space="preserve">evidence artifacts</w:t>
+      </w:r>
+      <w:r>
+        <w:t xml:space="preserve"> </w:t>
+      </w:r>
+      <w:r>
+        <w:t xml:space="preserve">they produce. The technical runbook (</w:t>
+      </w:r>
+      <w:r>
+        <w:rPr>
+          <w:rStyle w:val="VerbatimChar"/>
+        </w:rPr>
+        <w:t xml:space="preserve">CSW-Essential-Eight-Technical-Runbook.md</w:t>
+      </w:r>
+      <w:r>
+        <w:t xml:space="preserve">) in this folder contains the deeper engineering detail.</w:t>
+      </w:r>
+    </w:p>
+    <w:p>
+      <w:r>
+        <w:pict>
+          <v:rect style="width:0;height:1.5pt" o:hralign="center" o:hrstd="t" o:hr="t"/>
+        </w:pict>
+      </w:r>
+    </w:p>
+    <w:bookmarkEnd w:id="11"/>
+    <w:bookmarkStart w:id="12" w:name="executive-summary"/>
+    <w:p>
+      <w:pPr>
+        <w:pStyle w:val="Heading2"/>
+      </w:pPr>
+      <w:r>
         <w:t xml:space="preserve">Executive Summary</w:t>
       </w:r>
     </w:p>
@@ -100,7 +184,7 @@
         <w:pStyle w:val="FirstParagraph"/>
       </w:pPr>
       <w:r>
-        <w:t xml:space="preserve">Cisco Secure Workload (CSW) can support this framework by producing workload-level evidence for inventory, application dependency mapping, segmentation design, policy simulation, vulnerability context, and incident investigation. The strongest customer story is not that CSW</w:t>
+        <w:t xml:space="preserve">Cisco Secure Workload (CSW) supports a defined subset of this framework. The strongest customer story is not that CSW</w:t>
       </w:r>
       <w:r>
         <w:t xml:space="preserve"> </w:t>
@@ -112,11 +196,43 @@
         <w:t xml:space="preserve"> </w:t>
       </w:r>
       <w:r>
-        <w:t xml:space="preserve">compliance; it is that CSW turns workload communication into evidence that control owners, assessors, and technical teams can review.</w:t>
-      </w:r>
-    </w:p>
-    <w:bookmarkEnd w:id="10"/>
-    <w:bookmarkStart w:id="11" w:name="suggested-csw-scope-pattern"/>
+        <w:t xml:space="preserve">compliance; it is that CSW turns workload communication and inventory into evidence that the customer, the customer’s compliance team, and the customer’s assessor can review. This report describes which framework topics CSW supports, which it does not, what evidence artifacts CSW produces, and how often the customer should collect them. CSW does</w:t>
+      </w:r>
+      <w:r>
+        <w:t xml:space="preserve"> </w:t>
+      </w:r>
+      <w:r>
+        <w:rPr>
+          <w:b/>
+          <w:bCs/>
+        </w:rPr>
+        <w:t xml:space="preserve">not</w:t>
+      </w:r>
+      <w:r>
+        <w:t xml:space="preserve"> </w:t>
+      </w:r>
+      <w:r>
+        <w:t xml:space="preserve">replace the customer’s governance, policy, or assessor judgement, and this report is</w:t>
+      </w:r>
+      <w:r>
+        <w:t xml:space="preserve"> </w:t>
+      </w:r>
+      <w:r>
+        <w:rPr>
+          <w:b/>
+          <w:bCs/>
+        </w:rPr>
+        <w:t xml:space="preserve">not</w:t>
+      </w:r>
+      <w:r>
+        <w:t xml:space="preserve"> </w:t>
+      </w:r>
+      <w:r>
+        <w:t xml:space="preserve">a control attestation.</w:t>
+      </w:r>
+    </w:p>
+    <w:bookmarkEnd w:id="12"/>
+    <w:bookmarkStart w:id="13" w:name="suggested-csw-scope-pattern"/>
     <w:p>
       <w:pPr>
         <w:pStyle w:val="Heading2"/>
@@ -127,7 +243,7 @@
     </w:p>
     <w:p>
       <w:pPr>
-        <w:pStyle w:val="FirstParagraph"/>
+        <w:pStyle w:val="SourceCode"/>
       </w:pPr>
       <w:r>
         <w:rPr>
@@ -136,85 +252,58 @@
         <w:t xml:space="preserve">Essential-Eight</w:t>
       </w:r>
       <w:r>
-        <w:t xml:space="preserve"> </w:t>
-      </w:r>
-      <w:r>
-        <w:t xml:space="preserve">&gt;</w:t>
-      </w:r>
-      <w:r>
-        <w:t xml:space="preserve"> </w:t>
+        <w:br/>
       </w:r>
       <w:r>
         <w:rPr>
           <w:rStyle w:val="VerbatimChar"/>
         </w:rPr>
-        <w:t xml:space="preserve">Critical-Applications</w:t>
-      </w:r>
-      <w:r>
-        <w:t xml:space="preserve">,</w:t>
-      </w:r>
-      <w:r>
-        <w:t xml:space="preserve"> </w:t>
+        <w:t xml:space="preserve">├── Critical-Applications</w:t>
+      </w:r>
+      <w:r>
+        <w:br/>
       </w:r>
       <w:r>
         <w:rPr>
           <w:rStyle w:val="VerbatimChar"/>
         </w:rPr>
-        <w:t xml:space="preserve">Admin-Paths</w:t>
-      </w:r>
-      <w:r>
-        <w:t xml:space="preserve">,</w:t>
-      </w:r>
-      <w:r>
-        <w:t xml:space="preserve"> </w:t>
+        <w:t xml:space="preserve">├── Admin-Paths (Jump-Hosts, Admin-Workstations)</w:t>
+      </w:r>
+      <w:r>
+        <w:br/>
       </w:r>
       <w:r>
         <w:rPr>
           <w:rStyle w:val="VerbatimChar"/>
         </w:rPr>
-        <w:t xml:space="preserve">Patch-Priority</w:t>
-      </w:r>
-      <w:r>
-        <w:t xml:space="preserve">,</w:t>
-      </w:r>
-      <w:r>
-        <w:t xml:space="preserve"> </w:t>
+        <w:t xml:space="preserve">├── Patch-Priority-Targets</w:t>
+      </w:r>
+      <w:r>
+        <w:br/>
       </w:r>
       <w:r>
         <w:rPr>
           <w:rStyle w:val="VerbatimChar"/>
         </w:rPr>
-        <w:t xml:space="preserve">Application-Control-Support</w:t>
-      </w:r>
-      <w:r>
-        <w:t xml:space="preserve">,</w:t>
-      </w:r>
-      <w:r>
-        <w:t xml:space="preserve"> </w:t>
-      </w:r>
-      <w:r>
-        <w:rPr>
-          <w:rStyle w:val="VerbatimChar"/>
-        </w:rPr>
-        <w:t xml:space="preserve">Monitoring</w:t>
-      </w:r>
-    </w:p>
-    <w:p>
-      <w:pPr>
-        <w:pStyle w:val="BodyText"/>
+        <w:t xml:space="preserve">└── Application-Control-Support</w:t>
+      </w:r>
+    </w:p>
+    <w:p>
+      <w:pPr>
+        <w:pStyle w:val="FirstParagraph"/>
       </w:pPr>
       <w:r>
         <w:t xml:space="preserve">This scope pattern should be validated with the customer’s architecture, application owners, compliance team, and assessor before it is used for formal evidence.</w:t>
       </w:r>
     </w:p>
-    <w:bookmarkEnd w:id="11"/>
-    <w:bookmarkStart w:id="12" w:name="outcomes-csw-can-support"/>
+    <w:bookmarkEnd w:id="13"/>
+    <w:bookmarkStart w:id="14" w:name="in-scope-for-csw-evidence"/>
     <w:p>
       <w:pPr>
         <w:pStyle w:val="Heading2"/>
       </w:pPr>
       <w:r>
-        <w:t xml:space="preserve">Outcomes CSW Can Support</w:t>
+        <w:t xml:space="preserve">In Scope for CSW Evidence</w:t>
       </w:r>
     </w:p>
     <w:p>
@@ -226,7 +315,7 @@
         </w:numPr>
       </w:pPr>
       <w:r>
-        <w:t xml:space="preserve">Prioritize patching using vulnerability, exploitability, and reachability context.</w:t>
+        <w:t xml:space="preserve">E2 / E6 - Patch Applications and Patch Operating Systems (reachability-weighted prioritisation)</w:t>
       </w:r>
     </w:p>
     <w:p>
@@ -238,7 +327,7 @@
         </w:numPr>
       </w:pPr>
       <w:r>
-        <w:t xml:space="preserve">Restrict administrative workload communication paths.</w:t>
+        <w:t xml:space="preserve">E5 - Restrict Administrative Privileges (workload-to-workload admin path restriction)</w:t>
       </w:r>
     </w:p>
     <w:p>
@@ -250,29 +339,17 @@
         </w:numPr>
       </w:pPr>
       <w:r>
-        <w:t xml:space="preserve">Support application control conversations with observed process telemetry.</w:t>
-      </w:r>
-    </w:p>
-    <w:p>
-      <w:pPr>
-        <w:pStyle w:val="Compact"/>
-        <w:numPr>
-          <w:ilvl w:val="0"/>
-          <w:numId w:val="1001"/>
-        </w:numPr>
-      </w:pPr>
-      <w:r>
-        <w:t xml:space="preserve">Package maturity-level evidence for segmentation and monitoring.</w:t>
-      </w:r>
-    </w:p>
-    <w:bookmarkEnd w:id="12"/>
-    <w:bookmarkStart w:id="13" w:name="evidence-package"/>
+        <w:t xml:space="preserve">E1 - Application Control (supporting evidence via observed process telemetry; CSW does not enforce application control)</w:t>
+      </w:r>
+    </w:p>
+    <w:bookmarkEnd w:id="14"/>
+    <w:bookmarkStart w:id="15" w:name="Xaed999129ed4b1f11f99b5af2968248bad86dd6"/>
     <w:p>
       <w:pPr>
         <w:pStyle w:val="Heading2"/>
       </w:pPr>
       <w:r>
-        <w:t xml:space="preserve">Evidence Package</w:t>
+        <w:t xml:space="preserve">Out of Scope (Must Be Evidenced by Other Controls / Tools / Processes)</w:t>
       </w:r>
     </w:p>
     <w:p>
@@ -284,7 +361,7 @@
         </w:numPr>
       </w:pPr>
       <w:r>
-        <w:t xml:space="preserve">Critical workload inventory</w:t>
+        <w:t xml:space="preserve">E3 - Configure Microsoft Office Macro Settings (endpoint configuration)</w:t>
       </w:r>
     </w:p>
     <w:p>
@@ -296,7 +373,7 @@
         </w:numPr>
       </w:pPr>
       <w:r>
-        <w:t xml:space="preserve">Admin path flow summary</w:t>
+        <w:t xml:space="preserve">E4 - User Application Hardening (endpoint configuration)</w:t>
       </w:r>
     </w:p>
     <w:p>
@@ -308,7 +385,7 @@
         </w:numPr>
       </w:pPr>
       <w:r>
-        <w:t xml:space="preserve">Patch prioritization export</w:t>
+        <w:t xml:space="preserve">E7 - Multi-Factor Authentication (identity layer)</w:t>
       </w:r>
     </w:p>
     <w:p>
@@ -320,7 +397,7 @@
         </w:numPr>
       </w:pPr>
       <w:r>
-        <w:t xml:space="preserve">Observed process and application evidence</w:t>
+        <w:t xml:space="preserve">E8 - Regular Backups (backup / recovery)</w:t>
       </w:r>
     </w:p>
     <w:p>
@@ -332,11 +409,512 @@
         </w:numPr>
       </w:pPr>
       <w:r>
-        <w:t xml:space="preserve">Policy candidate and exception register</w:t>
-      </w:r>
-    </w:p>
-    <w:bookmarkEnd w:id="13"/>
-    <w:bookmarkStart w:id="14" w:name="pov-workshop-approach"/>
+        <w:t xml:space="preserve">Essential Eight maturity-level scoring decisions</w:t>
+      </w:r>
+    </w:p>
+    <w:bookmarkEnd w:id="15"/>
+    <w:bookmarkStart w:id="16" w:name="framework-topic-csw-capability-map"/>
+    <w:p>
+      <w:pPr>
+        <w:pStyle w:val="Heading2"/>
+      </w:pPr>
+      <w:r>
+        <w:t xml:space="preserve">Framework Topic → CSW Capability Map</w:t>
+      </w:r>
+    </w:p>
+    <w:tbl>
+      <w:tblPr>
+        <w:tblStyle w:val="Table"/>
+        <w:tblW w:type="pct" w:w="5000"/>
+        <w:tblLayout w:type="fixed"/>
+        <w:tblLook w:firstRow="1" w:lastRow="0" w:firstColumn="0" w:lastColumn="0" w:noHBand="0" w:noVBand="0" w:val="0020"/>
+      </w:tblPr>
+      <w:tblGrid>
+        <w:gridCol w:w="2640"/>
+        <w:gridCol w:w="2640"/>
+        <w:gridCol w:w="2640"/>
+      </w:tblGrid>
+      <w:tr>
+        <w:trPr>
+          <w:tblHeader w:val="on"/>
+        </w:trPr>
+        <w:tc>
+          <w:tcPr/>
+          <w:p>
+            <w:pPr>
+              <w:pStyle w:val="Compact"/>
+            </w:pPr>
+            <w:r>
+              <w:t xml:space="preserve">Framework topic</w:t>
+            </w:r>
+          </w:p>
+        </w:tc>
+        <w:tc>
+          <w:tcPr/>
+          <w:p>
+            <w:pPr>
+              <w:pStyle w:val="Compact"/>
+            </w:pPr>
+            <w:r>
+              <w:t xml:space="preserve">CSW capability</w:t>
+            </w:r>
+          </w:p>
+        </w:tc>
+        <w:tc>
+          <w:tcPr/>
+          <w:p>
+            <w:pPr>
+              <w:pStyle w:val="Compact"/>
+            </w:pPr>
+            <w:r>
+              <w:t xml:space="preserve">Evidence artifact</w:t>
+            </w:r>
+          </w:p>
+        </w:tc>
+      </w:tr>
+      <w:tr>
+        <w:tc>
+          <w:tcPr/>
+          <w:p>
+            <w:pPr>
+              <w:pStyle w:val="Compact"/>
+            </w:pPr>
+            <w:r>
+              <w:t xml:space="preserve">E2 - Patch Applications (prioritisation)</w:t>
+            </w:r>
+          </w:p>
+        </w:tc>
+        <w:tc>
+          <w:tcPr/>
+          <w:p>
+            <w:pPr>
+              <w:pStyle w:val="Compact"/>
+            </w:pPr>
+            <w:r>
+              <w:t xml:space="preserve">Reachability-weighted CVE on application workloads</w:t>
+            </w:r>
+          </w:p>
+        </w:tc>
+        <w:tc>
+          <w:tcPr/>
+          <w:p>
+            <w:pPr>
+              <w:pStyle w:val="Compact"/>
+            </w:pPr>
+            <w:r>
+              <w:t xml:space="preserve">Prioritised remediation list with compensating-control register</w:t>
+            </w:r>
+          </w:p>
+        </w:tc>
+      </w:tr>
+      <w:tr>
+        <w:tc>
+          <w:tcPr/>
+          <w:p>
+            <w:pPr>
+              <w:pStyle w:val="Compact"/>
+            </w:pPr>
+            <w:r>
+              <w:t xml:space="preserve">E6 - Patch Operating Systems (prioritisation)</w:t>
+            </w:r>
+          </w:p>
+        </w:tc>
+        <w:tc>
+          <w:tcPr/>
+          <w:p>
+            <w:pPr>
+              <w:pStyle w:val="Compact"/>
+            </w:pPr>
+            <w:r>
+              <w:t xml:space="preserve">Reachability-weighted CVE on OS layer</w:t>
+            </w:r>
+          </w:p>
+        </w:tc>
+        <w:tc>
+          <w:tcPr/>
+          <w:p>
+            <w:pPr>
+              <w:pStyle w:val="Compact"/>
+            </w:pPr>
+            <w:r>
+              <w:t xml:space="preserve">Prioritised remediation list</w:t>
+            </w:r>
+          </w:p>
+        </w:tc>
+      </w:tr>
+      <w:tr>
+        <w:tc>
+          <w:tcPr/>
+          <w:p>
+            <w:pPr>
+              <w:pStyle w:val="Compact"/>
+            </w:pPr>
+            <w:r>
+              <w:t xml:space="preserve">E5 - Restrict Administrative Privileges (workload layer)</w:t>
+            </w:r>
+          </w:p>
+        </w:tc>
+        <w:tc>
+          <w:tcPr/>
+          <w:p>
+            <w:pPr>
+              <w:pStyle w:val="Compact"/>
+            </w:pPr>
+            <w:r>
+              <w:t xml:space="preserve">Policy workspace + admin-path allowlist</w:t>
+            </w:r>
+          </w:p>
+        </w:tc>
+        <w:tc>
+          <w:tcPr/>
+          <w:p>
+            <w:pPr>
+              <w:pStyle w:val="Compact"/>
+            </w:pPr>
+            <w:r>
+              <w:t xml:space="preserve">Workspace snapshot showing admin-path restrictions + jump-host flow report</w:t>
+            </w:r>
+          </w:p>
+        </w:tc>
+      </w:tr>
+      <w:tr>
+        <w:tc>
+          <w:tcPr/>
+          <w:p>
+            <w:pPr>
+              <w:pStyle w:val="Compact"/>
+            </w:pPr>
+            <w:r>
+              <w:t xml:space="preserve">E1 - Application Control (supporting)</w:t>
+            </w:r>
+          </w:p>
+        </w:tc>
+        <w:tc>
+          <w:tcPr/>
+          <w:p>
+            <w:pPr>
+              <w:pStyle w:val="Compact"/>
+            </w:pPr>
+            <w:r>
+              <w:t xml:space="preserve">Observed process telemetry</w:t>
+            </w:r>
+          </w:p>
+        </w:tc>
+        <w:tc>
+          <w:tcPr/>
+          <w:p>
+            <w:pPr>
+              <w:pStyle w:val="Compact"/>
+            </w:pPr>
+            <w:r>
+              <w:t xml:space="preserve">Process inventory and unexpected-process anomalies as input to application control content</w:t>
+            </w:r>
+          </w:p>
+        </w:tc>
+      </w:tr>
+      <w:tr>
+        <w:tc>
+          <w:tcPr/>
+          <w:p>
+            <w:pPr>
+              <w:pStyle w:val="Compact"/>
+            </w:pPr>
+            <w:r>
+              <w:t xml:space="preserve">Maturity-level evidence (across the above)</w:t>
+            </w:r>
+          </w:p>
+        </w:tc>
+        <w:tc>
+          <w:tcPr/>
+          <w:p>
+            <w:pPr>
+              <w:pStyle w:val="Compact"/>
+            </w:pPr>
+            <w:r>
+              <w:t xml:space="preserve">Periodic evidence pack</w:t>
+            </w:r>
+          </w:p>
+        </w:tc>
+        <w:tc>
+          <w:tcPr/>
+          <w:p>
+            <w:pPr>
+              <w:pStyle w:val="Compact"/>
+            </w:pPr>
+            <w:r>
+              <w:t xml:space="preserve">Quarterly evidence bundle covering the three CSW-supported strategies</w:t>
+            </w:r>
+          </w:p>
+        </w:tc>
+      </w:tr>
+    </w:tbl>
+    <w:bookmarkEnd w:id="16"/>
+    <w:bookmarkStart w:id="17" w:name="evidence-collection-approach"/>
+    <w:p>
+      <w:pPr>
+        <w:pStyle w:val="Heading2"/>
+      </w:pPr>
+      <w:r>
+        <w:t xml:space="preserve">Evidence Collection Approach</w:t>
+      </w:r>
+    </w:p>
+    <w:p>
+      <w:pPr>
+        <w:pStyle w:val="FirstParagraph"/>
+      </w:pPr>
+      <w:r>
+        <w:t xml:space="preserve">The table below describes per-topic evidence collection - what to collect, the CSW source area, and a suggested cadence. The cadence should be tuned to the customer’s audit cycle, regulatory cadence, and risk appetite.</w:t>
+      </w:r>
+    </w:p>
+    <w:tbl>
+      <w:tblPr>
+        <w:tblStyle w:val="Table"/>
+        <w:tblW w:type="pct" w:w="5000"/>
+        <w:tblLayout w:type="fixed"/>
+        <w:tblLook w:firstRow="1" w:lastRow="0" w:firstColumn="0" w:lastColumn="0" w:noHBand="0" w:noVBand="0" w:val="0020"/>
+      </w:tblPr>
+      <w:tblGrid>
+        <w:gridCol w:w="1980"/>
+        <w:gridCol w:w="1980"/>
+        <w:gridCol w:w="1980"/>
+        <w:gridCol w:w="1980"/>
+      </w:tblGrid>
+      <w:tr>
+        <w:trPr>
+          <w:tblHeader w:val="on"/>
+        </w:trPr>
+        <w:tc>
+          <w:tcPr/>
+          <w:p>
+            <w:pPr>
+              <w:pStyle w:val="Compact"/>
+            </w:pPr>
+            <w:r>
+              <w:t xml:space="preserve">Topic</w:t>
+            </w:r>
+          </w:p>
+        </w:tc>
+        <w:tc>
+          <w:tcPr/>
+          <w:p>
+            <w:pPr>
+              <w:pStyle w:val="Compact"/>
+            </w:pPr>
+            <w:r>
+              <w:t xml:space="preserve">What to collect</w:t>
+            </w:r>
+          </w:p>
+        </w:tc>
+        <w:tc>
+          <w:tcPr/>
+          <w:p>
+            <w:pPr>
+              <w:pStyle w:val="Compact"/>
+            </w:pPr>
+            <w:r>
+              <w:t xml:space="preserve">CSW source</w:t>
+            </w:r>
+          </w:p>
+        </w:tc>
+        <w:tc>
+          <w:tcPr/>
+          <w:p>
+            <w:pPr>
+              <w:pStyle w:val="Compact"/>
+            </w:pPr>
+            <w:r>
+              <w:t xml:space="preserve">Suggested cadence</w:t>
+            </w:r>
+          </w:p>
+        </w:tc>
+      </w:tr>
+      <w:tr>
+        <w:tc>
+          <w:tcPr/>
+          <w:p>
+            <w:pPr>
+              <w:pStyle w:val="Compact"/>
+            </w:pPr>
+            <w:r>
+              <w:t xml:space="preserve">Critical workload inventory</w:t>
+            </w:r>
+          </w:p>
+        </w:tc>
+        <w:tc>
+          <w:tcPr/>
+          <w:p>
+            <w:pPr>
+              <w:pStyle w:val="Compact"/>
+            </w:pPr>
+            <w:r>
+              <w:t xml:space="preserve">Workloads in scope of Essential Eight uplift</w:t>
+            </w:r>
+          </w:p>
+        </w:tc>
+        <w:tc>
+          <w:tcPr/>
+          <w:p>
+            <w:pPr>
+              <w:pStyle w:val="Compact"/>
+            </w:pPr>
+            <w:r>
+              <w:t xml:space="preserve">Inventory + scope membership export</w:t>
+            </w:r>
+          </w:p>
+        </w:tc>
+        <w:tc>
+          <w:tcPr/>
+          <w:p>
+            <w:pPr>
+              <w:pStyle w:val="Compact"/>
+            </w:pPr>
+            <w:r>
+              <w:t xml:space="preserve">Monthly</w:t>
+            </w:r>
+          </w:p>
+        </w:tc>
+      </w:tr>
+      <w:tr>
+        <w:tc>
+          <w:tcPr/>
+          <w:p>
+            <w:pPr>
+              <w:pStyle w:val="Compact"/>
+            </w:pPr>
+            <w:r>
+              <w:t xml:space="preserve">Patch prioritisation</w:t>
+            </w:r>
+          </w:p>
+        </w:tc>
+        <w:tc>
+          <w:tcPr/>
+          <w:p>
+            <w:pPr>
+              <w:pStyle w:val="Compact"/>
+            </w:pPr>
+            <w:r>
+              <w:t xml:space="preserve">CVE list weighted by reach and exploitability</w:t>
+            </w:r>
+          </w:p>
+        </w:tc>
+        <w:tc>
+          <w:tcPr/>
+          <w:p>
+            <w:pPr>
+              <w:pStyle w:val="Compact"/>
+            </w:pPr>
+            <w:r>
+              <w:t xml:space="preserve">Vulnerability report scoped to Essential-Eight</w:t>
+            </w:r>
+          </w:p>
+        </w:tc>
+        <w:tc>
+          <w:tcPr/>
+          <w:p>
+            <w:pPr>
+              <w:pStyle w:val="Compact"/>
+            </w:pPr>
+            <w:r>
+              <w:t xml:space="preserve">Monthly</w:t>
+            </w:r>
+          </w:p>
+        </w:tc>
+      </w:tr>
+      <w:tr>
+        <w:tc>
+          <w:tcPr/>
+          <w:p>
+            <w:pPr>
+              <w:pStyle w:val="Compact"/>
+            </w:pPr>
+            <w:r>
+              <w:t xml:space="preserve">Admin path restriction</w:t>
+            </w:r>
+          </w:p>
+        </w:tc>
+        <w:tc>
+          <w:tcPr/>
+          <w:p>
+            <w:pPr>
+              <w:pStyle w:val="Compact"/>
+            </w:pPr>
+            <w:r>
+              <w:t xml:space="preserve">Jump-host and admin-workstation flow telemetry</w:t>
+            </w:r>
+          </w:p>
+        </w:tc>
+        <w:tc>
+          <w:tcPr/>
+          <w:p>
+            <w:pPr>
+              <w:pStyle w:val="Compact"/>
+            </w:pPr>
+            <w:r>
+              <w:t xml:space="preserve">Flow search on Admin-Paths + policy workspace export</w:t>
+            </w:r>
+          </w:p>
+        </w:tc>
+        <w:tc>
+          <w:tcPr/>
+          <w:p>
+            <w:pPr>
+              <w:pStyle w:val="Compact"/>
+            </w:pPr>
+            <w:r>
+              <w:t xml:space="preserve">Continuous; reviewed monthly</w:t>
+            </w:r>
+          </w:p>
+        </w:tc>
+      </w:tr>
+      <w:tr>
+        <w:tc>
+          <w:tcPr/>
+          <w:p>
+            <w:pPr>
+              <w:pStyle w:val="Compact"/>
+            </w:pPr>
+            <w:r>
+              <w:t xml:space="preserve">Application control input</w:t>
+            </w:r>
+          </w:p>
+        </w:tc>
+        <w:tc>
+          <w:tcPr/>
+          <w:p>
+            <w:pPr>
+              <w:pStyle w:val="Compact"/>
+            </w:pPr>
+            <w:r>
+              <w:t xml:space="preserve">Observed process telemetry on critical workloads</w:t>
+            </w:r>
+          </w:p>
+        </w:tc>
+        <w:tc>
+          <w:tcPr/>
+          <w:p>
+            <w:pPr>
+              <w:pStyle w:val="Compact"/>
+            </w:pPr>
+            <w:r>
+              <w:t xml:space="preserve">Process inventory and anomaly report</w:t>
+            </w:r>
+          </w:p>
+        </w:tc>
+        <w:tc>
+          <w:tcPr/>
+          <w:p>
+            <w:pPr>
+              <w:pStyle w:val="Compact"/>
+            </w:pPr>
+            <w:r>
+              <w:t xml:space="preserve">Quarterly</w:t>
+            </w:r>
+          </w:p>
+        </w:tc>
+      </w:tr>
+    </w:tbl>
+    <w:bookmarkEnd w:id="17"/>
+    <w:bookmarkStart w:id="18" w:name="pov-workshop-approach"/>
     <w:p>
       <w:pPr>
         <w:pStyle w:val="Heading2"/>
@@ -354,7 +932,7 @@
         </w:numPr>
       </w:pPr>
       <w:r>
-        <w:t xml:space="preserve">Select one business service, regulated boundary, or critical workload group.</w:t>
+        <w:t xml:space="preserve">Confirm the framework version and assessment cycle with the customer’s compliance team.</w:t>
       </w:r>
     </w:p>
     <w:p>
@@ -366,7 +944,7 @@
         </w:numPr>
       </w:pPr>
       <w:r>
-        <w:t xml:space="preserve">Validate workload coverage and install sensors or configure supported connectors.</w:t>
+        <w:t xml:space="preserve">Select one business service, regulated boundary, or critical workload group to start with; do not attempt to instrument the entire estate in the POV.</w:t>
       </w:r>
     </w:p>
     <w:p>
@@ -378,7 +956,7 @@
         </w:numPr>
       </w:pPr>
       <w:r>
-        <w:t xml:space="preserve">Apply labels for application, environment, owner, data class, criticality, compliance scope, and lifecycle.</w:t>
+        <w:t xml:space="preserve">Validate workload coverage and install sensors or configure supported connectors. Document the cannot-instrument register; this is itself evidence.</w:t>
       </w:r>
     </w:p>
     <w:p>
@@ -390,7 +968,76 @@
         </w:numPr>
       </w:pPr>
       <w:r>
-        <w:t xml:space="preserve">Observe flows over a representative business window.</w:t>
+        <w:t xml:space="preserve">Apply labels for application, environment, owner, data class, criticality, compliance scope, and any framework-specific tags (e.g. </w:t>
+      </w:r>
+      <w:r>
+        <w:rPr>
+          <w:rStyle w:val="VerbatimChar"/>
+        </w:rPr>
+        <w:t xml:space="preserve">tenant</w:t>
+      </w:r>
+      <w:r>
+        <w:t xml:space="preserve">,</w:t>
+      </w:r>
+      <w:r>
+        <w:t xml:space="preserve"> </w:t>
+      </w:r>
+      <w:r>
+        <w:rPr>
+          <w:rStyle w:val="VerbatimChar"/>
+        </w:rPr>
+        <w:t xml:space="preserve">prototype</w:t>
+      </w:r>
+      <w:r>
+        <w:t xml:space="preserve">,</w:t>
+      </w:r>
+      <w:r>
+        <w:t xml:space="preserve"> </w:t>
+      </w:r>
+      <w:r>
+        <w:rPr>
+          <w:rStyle w:val="VerbatimChar"/>
+        </w:rPr>
+        <w:t xml:space="preserve">isa_level</w:t>
+      </w:r>
+      <w:r>
+        <w:t xml:space="preserve">,</w:t>
+      </w:r>
+      <w:r>
+        <w:t xml:space="preserve"> </w:t>
+      </w:r>
+      <w:r>
+        <w:rPr>
+          <w:rStyle w:val="VerbatimChar"/>
+        </w:rPr>
+        <w:t xml:space="preserve">npi</w:t>
+      </w:r>
+      <w:r>
+        <w:t xml:space="preserve">,</w:t>
+      </w:r>
+      <w:r>
+        <w:t xml:space="preserve"> </w:t>
+      </w:r>
+      <w:r>
+        <w:rPr>
+          <w:rStyle w:val="VerbatimChar"/>
+        </w:rPr>
+        <w:t xml:space="preserve">cui</w:t>
+      </w:r>
+      <w:r>
+        <w:t xml:space="preserve">,</w:t>
+      </w:r>
+      <w:r>
+        <w:t xml:space="preserve"> </w:t>
+      </w:r>
+      <w:r>
+        <w:rPr>
+          <w:rStyle w:val="VerbatimChar"/>
+        </w:rPr>
+        <w:t xml:space="preserve">ephi</w:t>
+      </w:r>
+      <w:r>
+        <w:t xml:space="preserve">).</w:t>
       </w:r>
     </w:p>
     <w:p>
@@ -402,7 +1049,7 @@
         </w:numPr>
       </w:pPr>
       <w:r>
-        <w:t xml:space="preserve">Use ADM to generate a candidate policy and review it with the application owner.</w:t>
+        <w:t xml:space="preserve">Observe flows over a representative business window. Minimum two weeks; longer if the customer has month-end, quarterly, or seasonal cycles relevant to the scope.</w:t>
       </w:r>
     </w:p>
     <w:p>
@@ -414,11 +1061,23 @@
         </w:numPr>
       </w:pPr>
       <w:r>
-        <w:t xml:space="preserve">Package inventory, scope, flows, policy, exceptions, and known gaps as the evidence output.</w:t>
-      </w:r>
-    </w:p>
-    <w:bookmarkEnd w:id="14"/>
-    <w:bookmarkStart w:id="15" w:name="boundaries-and-complementary-controls"/>
+        <w:t xml:space="preserve">Use ADM to generate a candidate policy. Review with the application owner. Run in Simulation mode for at least two weeks before any enforcement.</w:t>
+      </w:r>
+    </w:p>
+    <w:p>
+      <w:pPr>
+        <w:pStyle w:val="Compact"/>
+        <w:numPr>
+          <w:ilvl w:val="0"/>
+          <w:numId w:val="1003"/>
+        </w:numPr>
+      </w:pPr>
+      <w:r>
+        <w:t xml:space="preserve">Package inventory, scope, flows, policy, exceptions, and known gaps as the evidence output. Cross-reference this report’s evidence collection table with the customer’s existing audit work-papers.</w:t>
+      </w:r>
+    </w:p>
+    <w:bookmarkEnd w:id="18"/>
+    <w:bookmarkStart w:id="19" w:name="boundaries-and-complementary-controls"/>
     <w:p>
       <w:pPr>
         <w:pStyle w:val="Heading2"/>
@@ -432,16 +1091,34 @@
         <w:pStyle w:val="FirstParagraph"/>
       </w:pPr>
       <w:r>
-        <w:t xml:space="preserve">CSW does not replace application control enforcement, endpoint hardening, MFA, backup recovery, macro controls, or ACSC maturity assessment ownership.</w:t>
-      </w:r>
-    </w:p>
-    <w:bookmarkEnd w:id="15"/>
-    <w:bookmarkStart w:id="16" w:name="disclaimer"/>
+        <w:t xml:space="preserve">CSW does not enforce application control on endpoints, harden user applications, configure Office macro settings, enforce MFA, perform backups, or replace ACSC maturity-level assessment ownership.</w:t>
+      </w:r>
+    </w:p>
+    <w:bookmarkEnd w:id="19"/>
+    <w:bookmarkStart w:id="20" w:name="assessor-auditor-caveat"/>
     <w:p>
       <w:pPr>
         <w:pStyle w:val="Heading2"/>
       </w:pPr>
       <w:r>
+        <w:t xml:space="preserve">Assessor / Auditor Caveat</w:t>
+      </w:r>
+    </w:p>
+    <w:p>
+      <w:pPr>
+        <w:pStyle w:val="FirstParagraph"/>
+      </w:pPr>
+      <w:r>
+        <w:t xml:space="preserve">CSW provides technical evidence inputs. The customer’s qualified assessor, auditor, certifying body, or regulator determines compliance status. Validate all framework-topic mappings, control IDs, paragraph references, and section numbers in this report against the current official framework text. If the customer is being assessed against a version other than the one referenced in the framework version note above, revalidate before use.</w:t>
+      </w:r>
+    </w:p>
+    <w:bookmarkEnd w:id="20"/>
+    <w:bookmarkStart w:id="21" w:name="disclaimer"/>
+    <w:p>
+      <w:pPr>
+        <w:pStyle w:val="Heading2"/>
+      </w:pPr>
+      <w:r>
         <w:t xml:space="preserve">Disclaimer</w:t>
       </w:r>
     </w:p>
@@ -453,8 +1130,8 @@
         <w:t xml:space="preserve">This report is for informational and planning purposes. It is not legal, regulatory, audit, or certification advice. Validate all mappings against the current official framework text, the customer’s environment, and qualified compliance, legal, and audit professionals.</w:t>
       </w:r>
     </w:p>
-    <w:bookmarkEnd w:id="16"/>
-    <w:bookmarkEnd w:id="17"/>
+    <w:bookmarkEnd w:id="21"/>
+    <w:bookmarkEnd w:id="22"/>
     <w:sectPr>
       <w:footnotePr>
         <w:numRestart w:val="eachSect"/>
